--- a/03_Outputs/final scripts/ru/Module 5/5.1.0-ru.docx
+++ b/03_Outputs/final scripts/ru/Module 5/5.1.0-ru.docx
@@ -4,37 +4,37 @@
   <w:body>
     <w:p>
       <w:r>
-        <w:t>Добро пожаловать в первую главу «Управление энергетикой для справедливого энергетического перехода».</w:t>
+        <w:t xml:space="preserve">Добро пожаловать в первую главу «Управление энергетикой для справедливого энергетического перехода».  </w:t>
       </w:r>
     </w:p>
     <w:p>
       <w:r>
-        <w:t>Эта глава делает один главный вывод: энергетический переход — это не только технологии или финансы — это управление. Кто принимает решения, как они принимаются и справедливо ли распределяются выгоды, определит успех или неудачу.</w:t>
+        <w:t xml:space="preserve">Эта глава делает один главный вывод: энергетический переход — это не только технологии или финансы — это управление. Кто принимает решения, как они принимаются и справедливо ли распределяются выгоды — определит успех или неудачу.  </w:t>
       </w:r>
     </w:p>
     <w:p>
       <w:r>
-        <w:t>Мы начинаем с трех основных принципов. Эффективность означает политики, основанные на доказательствах, которые реализуются, соблюдаются и координируются между министерствами и рынками. Ответственность обеспечивает целостность, прозрачность и независимый контроль, чтобы правила служили общественным интересам. Инклюзивность включает людей — женщин, молодежь, коренные народы, бизнес, коммунальные службы и сообщества — чтобы решения отражали реальные потребности и никого не оставляли позади.</w:t>
+        <w:t xml:space="preserve">Мы начинаем с трех основных принципов. Эффективность означает политики, основанные на доказательствах, которые реализуются, соблюдаются и координируются между министерствами и рынками. Ответственность обеспечивает целостность, прозрачность и независимый контроль, чтобы правила служили общественным интересам. Инклюзивность включает людей — женщин, молодежь, коренные народы, бизнес, коммунальные службы и сообщества — чтобы решения отражали реальные потребности и никого не оставляли позади.  </w:t>
       </w:r>
     </w:p>
     <w:p>
       <w:r>
-        <w:t>Вы увидите, как управление работает на нескольких уровнях. Местном, национальном, региональном и международном. Эффективные переходы связывают эти уровни вертикально, горизонтально и через целенаправленные партнерства.</w:t>
+        <w:t xml:space="preserve">Вы увидите, как управление работает на нескольких уровнях. Местном, национальном, региональном и международном. Эффективные переходы связывают эти уровни вертикально, горизонтально и через целенаправленные партнерства.  </w:t>
       </w:r>
     </w:p>
     <w:p>
       <w:r>
-        <w:t>Мы также рассмотрим барьеры, тормозящие прогресс: зависимость от ископаемого топлива в институтах, инфраструктуре и поведении; рыночные сбои, игнорирующие экологические издержки; риски инвестиций, отпугивающие капитал — особенно в развивающихся странах; и неравенства, оставляющие миллионы без доступной, надежной и чистой энергии.</w:t>
+        <w:t xml:space="preserve">Мы также рассмотрим барьеры, тормозящие прогресс: зависимость от ископаемого топлива в институтах, инфраструктуре и поведении; рыночные сбои, игнорирующие экологические издержки; риски инвестиций, отпугивающие капитал — особенно в развивающихся странах; и неравенства, оставляющие миллионы без доступной, надежной и чистой энергии.  </w:t>
       </w:r>
     </w:p>
     <w:p>
       <w:r>
-        <w:t>Эта глава также вводит концепцию «Подхода всей общества», трансформирующую модель, расширяющую участие за пределы правительства и включающую гражданское общество, сообщества, молодежь, коренные народы, академические круги и частный сектор. Переход от «государственно-центричной» системы к «управленческой» мобилизует разнообразные знания и ресурсы, укрепляет общественное доверие и ускоряет инновации.</w:t>
+        <w:t xml:space="preserve">Эта глава также вводит концепцию «Подхода всей общества», трансформирующую модель, которая расширяет участие за пределы правительства, включая гражданское общество, сообщества, молодежь, коренные народы, академические круги и частный сектор. Переход от «государственно-центричной» системы к «управленческой» мобилизует разнообразные знания и ресурсы, укрепляет общественное доверие и ускоряет инновации.  </w:t>
       </w:r>
     </w:p>
     <w:p>
       <w:r>
-        <w:t>Оставайтесь с нами, чтобы узнать, как превратить эти принципы в действия для справедливого и устойчивого энергетического будущего.</w:t>
+        <w:t>Оставайтесь с нами, чтобы узнать, как превратить эти принципы в действия ради справедливого и устойчивого энергетического будущего.</w:t>
       </w:r>
     </w:p>
     <w:sectPr>
